--- a/reports/r0051.docx
+++ b/reports/r0051.docx
@@ -45,7 +45,7 @@
           <w:color w:val="000000"/>
           <w:sz w:val="21"/>
         </w:rPr>
-        <w:t>■ 眉山经济总量列四川省第11位，人均GDP约6.83万元、人均经济实力居全省中游，经济增速由6.20%回升至7.10%、动能边际改善；固定资产投资最新增速1.10%，经济运行总体平稳。【待补充：眉山市的行政与战略定位、支柱产业及龙头企业（数据库未覆盖，需人工补充）】</w:t>
+        <w:t>■ 眉山作为四川省下辖地级市，经济总量列四川省第11位，人均GDP约6.83万元、人均经济实力居全省中游，经济增速由6.20%回升至7.10%、动能边际改善；固定资产投资最新增速1.10%，经济运行总体平稳。</w:t>
       </w:r>
     </w:p>
     <w:p>
@@ -75,7 +75,7 @@
           <w:color w:val="000000"/>
           <w:sz w:val="21"/>
         </w:rPr>
-        <w:t>产业结构方面，2025年眉山市三次产业结构为11.8:39.6:48.6。【待补充：支柱产业、主要龙头企业、对外贸易等定性描述（数据库未覆盖）】</w:t>
+        <w:t>产业结构方面，2025年眉山市三次产业结构为11.8:39.6:48.6，第三产业占主导、服务业是经济主体。</w:t>
       </w:r>
     </w:p>
     <w:p>
